--- a/2503914100046-Gautam-Sharma.docx
+++ b/2503914100046-Gautam-Sharma.docx
@@ -2047,7 +2047,14 @@
                 <w:sz w:val="28"/>
                 <w:szCs w:val="28"/>
               </w:rPr>
-              <w:t>18</w:t>
+              <w:t>1</w:t>
+            </w:r>
+            <w:r>
+              <w:rPr>
+                <w:sz w:val="28"/>
+                <w:szCs w:val="28"/>
+              </w:rPr>
+              <w:t>7</w:t>
             </w:r>
           </w:p>
         </w:tc>
@@ -2650,17 +2657,7 @@
           <w:szCs w:val="28"/>
           <w:lang w:val="en-IN"/>
         </w:rPr>
-        <w:t>Core Programming Language</w:t>
-      </w:r>
-      <w:r>
-        <w:rPr>
-          <w:b/>
-          <w:bCs/>
-          <w:sz w:val="28"/>
-          <w:szCs w:val="28"/>
-          <w:lang w:val="en-IN"/>
-        </w:rPr>
-        <w:t xml:space="preserve">: </w:t>
+        <w:t xml:space="preserve">Core Programming Language: </w:t>
       </w:r>
       <w:r>
         <w:rPr>
@@ -3759,17 +3756,7 @@
           <w:szCs w:val="24"/>
           <w:lang w:val="en-IN"/>
         </w:rPr>
-        <w:t xml:space="preserve"> and Pattern Extraction</w:t>
-      </w:r>
-      <w:r>
-        <w:rPr>
-          <w:b/>
-          <w:bCs/>
-          <w:sz w:val="24"/>
-          <w:szCs w:val="24"/>
-          <w:lang w:val="en-IN"/>
-        </w:rPr>
-        <w:t xml:space="preserve">: </w:t>
+        <w:t xml:space="preserve"> and Pattern Extraction: </w:t>
       </w:r>
       <w:r>
         <w:rPr>
@@ -5209,7 +5196,6 @@
         </w:rPr>
         <w:t xml:space="preserve">Google Chrome Developers. (n.d.). </w:t>
       </w:r>
-      <w:proofErr w:type="gramStart"/>
       <w:r>
         <w:rPr>
           <w:b/>
@@ -5220,20 +5206,7 @@
           <w:szCs w:val="32"/>
           <w:lang w:val="en-IN"/>
         </w:rPr>
-        <w:t>Native</w:t>
-      </w:r>
-      <w:proofErr w:type="gramEnd"/>
-      <w:r>
-        <w:rPr>
-          <w:b/>
-          <w:bCs/>
-          <w:i/>
-          <w:iCs/>
-          <w:sz w:val="32"/>
-          <w:szCs w:val="32"/>
-          <w:lang w:val="en-IN"/>
-        </w:rPr>
-        <w:t xml:space="preserve"> Messaging</w:t>
+        <w:t>Native Messaging</w:t>
       </w:r>
       <w:r>
         <w:rPr>
@@ -6921,6 +6894,7 @@
   <w:style w:type="character" w:default="1" w:styleId="DefaultParagraphFont">
     <w:name w:val="Default Paragraph Font"/>
     <w:uiPriority w:val="1"/>
+    <w:semiHidden/>
     <w:unhideWhenUsed/>
   </w:style>
   <w:style w:type="table" w:default="1" w:styleId="TableNormal">
